--- a/All_Books/07 THE LAST BELLS/Word version/THE_LAST_BELLS_pt_A6.docx
+++ b/All_Books/07 THE LAST BELLS/Word version/THE_LAST_BELLS_pt_A6.docx
@@ -11362,7 +11362,15 @@
           <w:sz w:val="32"/>
           <w:szCs w:val="32"/>
         </w:rPr>
-        <w:t xml:space="preserve">Syracuse, Itália, 1953. Uma pequena estátua de gesso da Virgem Maria na casa de um jovem casal começou a chorar. A notícia se espalhou rapidamente. Milhares de pessoas correram para lá. Algumas traziam lenços, na esperança de absorver algumas gotas daquelas lágrimas. A imprensa ficou em polvorosa. As autoridades da Igreja intervieram. Analisaram as lágrimas — eram reais. Inspecionaram a estrutura da estátua — não havia tubos ou orifícios </w:t>
+        <w:t>Siracusa, Itália</w:t>
+      </w:r>
+      <w:r>
+        <w:rPr>
+          <w:rFonts w:ascii="Palatino Linotype" w:hAnsi="Palatino Linotype" w:cs="Palatino Linotype"/>
+          <w:sz w:val="32"/>
+          <w:szCs w:val="32"/>
+        </w:rPr>
+        <w:t xml:space="preserve">, 1953. Uma pequena estátua de gesso da Virgem Maria na casa de um jovem casal começou a chorar. A notícia se espalhou rapidamente. Milhares de pessoas correram para lá. Algumas traziam lenços, na esperança de absorver algumas gotas daquelas lágrimas. A imprensa ficou em polvorosa. As autoridades da Igreja intervieram. Analisaram as lágrimas — eram reais. Inspecionaram a estrutura da estátua — não havia tubos ou orifícios </w:t>
       </w:r>
       <w:r>
         <w:rPr>
@@ -23511,7 +23519,23 @@
           <w:szCs w:val="32"/>
         </w:rPr>
         <w:lastRenderedPageBreak/>
-        <w:t>ou de uma Grande Lei que pode salvar a humanidade. O fato de profetas como Liu Bowen mencionarem o Buda Maitreya e princípios como "Verdade-CompaSìão-Tolerância" como a "chave" para superar desastres e entrar em uma nova era é uma mensagem universal, que transcende a previsão de eventos específicos. Ela toca o desejo mais profundo do ser humano por salvação e por um futuro melhor.</w:t>
+        <w:t>ou de uma Grande Lei que pode salvar a humanidade. O fato de profetas como Liu Bowen mencionarem o Buda Maitreya e princípios como "</w:t>
+      </w:r>
+      <w:r>
+        <w:rPr>
+          <w:rFonts w:ascii="Palatino Linotype" w:hAnsi="Palatino Linotype" w:cs="Palatino Linotype"/>
+          <w:sz w:val="32"/>
+          <w:szCs w:val="32"/>
+        </w:rPr>
+        <w:t>Verdade-Compaixão-Tolerância</w:t>
+      </w:r>
+      <w:r>
+        <w:rPr>
+          <w:rFonts w:ascii="Palatino Linotype" w:hAnsi="Palatino Linotype" w:cs="Palatino Linotype"/>
+          <w:sz w:val="32"/>
+          <w:szCs w:val="32"/>
+        </w:rPr>
+        <w:t>" como a "chave" para superar desastres e entrar em uma nova era é uma mensagem universal, que transcende a previsão de eventos específicos. Ela toca o desejo mais profundo do ser humano por salvação e por um futuro melhor.</w:t>
       </w:r>
     </w:p>
     <w:p>
